--- a/teacher-tools/activity-guides/3-2-activity-teacher.docx
+++ b/teacher-tools/activity-guides/3-2-activity-teacher.docx
@@ -676,7 +676,7 @@
           <w:sz w:val="22"/>
           <w:szCs w:val="22"/>
         </w:rPr>
-        <w:t xml:space="preserve">To make the batch bigger, choose a scale factor. Maya picks a scale factor that should multiply BOTH parts.</w:t>
+        <w:t xml:space="preserve">To make the batch bigger, Maya picks a scale factor of 3. A scale factor should multiply BOTH parts.</w:t>
       </w:r>
     </w:p>
     <w:p>

--- a/teacher-tools/activity-guides/3-2-activity-teacher.docx
+++ b/teacher-tools/activity-guides/3-2-activity-teacher.docx
@@ -46,7 +46,7 @@
           <w:sz w:val="20"/>
           <w:szCs w:val="20"/>
         </w:rPr>
-        <w:t xml:space="preserve">Lesson 3-2 — Ratio Tables  ·  6.RP.3a</w:t>
+        <w:t xml:space="preserve">Lesson 3-2 — Ratio Tables  ·  6.AT.3a</w:t>
       </w:r>
     </w:p>
     <w:p>
@@ -676,7 +676,7 @@
           <w:sz w:val="22"/>
           <w:szCs w:val="22"/>
         </w:rPr>
-        <w:t xml:space="preserve">To make the batch bigger, choose a scale factor. Maya picks a scale factor that should multiply BOTH parts.</w:t>
+        <w:t xml:space="preserve">To make the batch bigger, Maya picks a scale factor of 3. A scale factor should multiply BOTH parts.</w:t>
       </w:r>
     </w:p>
     <w:p>
